--- a/resume/2026-09-01/travis-hoki-resume-2026-09-01.docx
+++ b/resume/2026-09-01/travis-hoki-resume-2026-09-01.docx
@@ -58,7 +58,7 @@
         </w:rPr>
         <w:t xml:space="preserve">  |  </w:t>
       </w:r>
-      <w:hyperlink w:history="1" r:id="rIdbn4kqxvjdh0dpwj0klovp">
+      <w:hyperlink w:history="1" r:id="rIdrwrw-aom7py_yqs2bznne">
         <w:r>
           <w:rPr>
             <w:rFonts w:ascii="Arial" w:cs="Arial" w:eastAsia="Arial" w:hAnsi="Arial"/>
@@ -77,7 +77,7 @@
         </w:rPr>
         <w:t xml:space="preserve">  |  </w:t>
       </w:r>
-      <w:hyperlink w:history="1" r:id="rIdpfvvdbpew9kman8bbefxy">
+      <w:hyperlink w:history="1" r:id="rId7dvmq_g5iyr_hizxmj-ec">
         <w:r>
           <w:rPr>
             <w:rFonts w:ascii="Arial" w:cs="Arial" w:eastAsia="Arial" w:hAnsi="Arial"/>
@@ -95,7 +95,7 @@
         <w:spacing w:after="160" w:line="240" w:lineRule="auto"/>
         <w:jc w:val="center"/>
       </w:pPr>
-      <w:hyperlink w:history="1" r:id="rIdvfmg_modfxdzbwumxrwbv">
+      <w:hyperlink w:history="1" r:id="rIdtkmgdetblztxldw9dmris">
         <w:r>
           <w:rPr>
             <w:rFonts w:ascii="Arial" w:cs="Arial" w:eastAsia="Arial" w:hAnsi="Arial"/>
@@ -114,7 +114,7 @@
         </w:rPr>
         <w:t xml:space="preserve">  |  </w:t>
       </w:r>
-      <w:hyperlink w:history="1" r:id="rIdarcjoabz7vuzopfa2gdlr">
+      <w:hyperlink w:history="1" r:id="rIdtned1o92pywkofy6yvzvn">
         <w:r>
           <w:rPr>
             <w:rFonts w:ascii="Arial" w:cs="Arial" w:eastAsia="Arial" w:hAnsi="Arial"/>
@@ -133,7 +133,7 @@
         </w:rPr>
         <w:t xml:space="preserve">  |  </w:t>
       </w:r>
-      <w:hyperlink w:history="1" r:id="rIdrp6mc-fcwuo3h2_t7l_ae">
+      <w:hyperlink w:history="1" r:id="rIdsptnrhxkhunom49s5rebz">
         <w:r>
           <w:rPr>
             <w:rFonts w:ascii="Arial" w:cs="Arial" w:eastAsia="Arial" w:hAnsi="Arial"/>
@@ -1275,7 +1275,7 @@
         <w:pStyle w:val="Normal"/>
         <w:spacing w:after="20" w:before="120" w:line="240" w:lineRule="auto"/>
       </w:pPr>
-      <w:hyperlink w:history="1" r:id="rIdsdhhgolfoowkba8bwlvwa">
+      <w:hyperlink w:history="1" r:id="rIdprkxzp2dg0ehv7sg4obvb">
         <w:r>
           <w:rPr>
             <w:rFonts w:ascii="Arial" w:cs="Arial" w:eastAsia="Arial" w:hAnsi="Arial"/>
@@ -1308,7 +1308,7 @@
         </w:rPr>
         <w:t xml:space="preserve">  |  </w:t>
       </w:r>
-      <w:hyperlink w:history="1" r:id="rIdutmcarlllu-ofkwffthzg">
+      <w:hyperlink w:history="1" r:id="rIdpa14kibvs0w3ourrdzmht">
         <w:r>
           <w:rPr>
             <w:rFonts w:ascii="Arial" w:cs="Arial" w:eastAsia="Arial" w:hAnsi="Arial"/>
@@ -1339,7 +1339,7 @@
         <w:pStyle w:val="Normal"/>
         <w:spacing w:after="20" w:before="120" w:line="240" w:lineRule="auto"/>
       </w:pPr>
-      <w:hyperlink w:history="1" r:id="rIdq6jwyxa-98otqbtgpvbit">
+      <w:hyperlink w:history="1" r:id="rIdo1-7dxkcvb97yhmax3fvx">
         <w:r>
           <w:rPr>
             <w:rFonts w:ascii="Arial" w:cs="Arial" w:eastAsia="Arial" w:hAnsi="Arial"/>
@@ -1372,7 +1372,7 @@
         </w:rPr>
         <w:t xml:space="preserve">  |  </w:t>
       </w:r>
-      <w:hyperlink w:history="1" r:id="rIdt4xhvsup5qpdqb8dda4ps">
+      <w:hyperlink w:history="1" r:id="rIdcktmseovk8icotglii6zy">
         <w:r>
           <w:rPr>
             <w:rFonts w:ascii="Arial" w:cs="Arial" w:eastAsia="Arial" w:hAnsi="Arial"/>
@@ -1403,7 +1403,7 @@
         <w:pStyle w:val="Normal"/>
         <w:spacing w:after="20" w:before="120" w:line="240" w:lineRule="auto"/>
       </w:pPr>
-      <w:hyperlink w:history="1" r:id="rIdtus0jtbigi4jrvh1w-mo-">
+      <w:hyperlink w:history="1" r:id="rId-jjlebwogx8mjdaqq5nfb">
         <w:r>
           <w:rPr>
             <w:rFonts w:ascii="Arial" w:cs="Arial" w:eastAsia="Arial" w:hAnsi="Arial"/>
@@ -1436,7 +1436,7 @@
         </w:rPr>
         <w:t xml:space="preserve">  |  </w:t>
       </w:r>
-      <w:hyperlink w:history="1" r:id="rIdmbrykoshlw1fplgg8niua">
+      <w:hyperlink w:history="1" r:id="rIdi5euw1fhgz-w02a3zrkgm">
         <w:r>
           <w:rPr>
             <w:rFonts w:ascii="Arial" w:cs="Arial" w:eastAsia="Arial" w:hAnsi="Arial"/>
@@ -1461,7 +1461,7 @@
         </w:rPr>
         <w:t xml:space="preserve">Designed, illustrated, and built a mobile game in React Native, shipping one codebase to iOS and Android as real native UI. Published on the </w:t>
       </w:r>
-      <w:hyperlink w:history="1" r:id="rIdtwwe5wto-auhukmdnt8ng">
+      <w:hyperlink w:history="1" r:id="rIdofgsoji2cd1o_gizklobi">
         <w:r>
           <w:rPr>
             <w:rFonts w:ascii="Arial" w:cs="Arial" w:eastAsia="Arial" w:hAnsi="Arial"/>
@@ -1480,7 +1480,7 @@
         </w:rPr>
         <w:t xml:space="preserve"> and </w:t>
       </w:r>
-      <w:hyperlink w:history="1" r:id="rIdc1hn3ikysn3z3ryd64ill">
+      <w:hyperlink w:history="1" r:id="rIdts3l60tug0y11xlrsp1f3">
         <w:r>
           <w:rPr>
             <w:rFonts w:ascii="Arial" w:cs="Arial" w:eastAsia="Arial" w:hAnsi="Arial"/>
@@ -1488,7 +1488,7 @@
             <w:sz w:val="19"/>
             <w:szCs w:val="19"/>
           </w:rPr>
-          <w:t xml:space="preserve">Google Play</w:t>
+          <w:t xml:space="preserve">Google Play Store</w:t>
         </w:r>
       </w:hyperlink>
       <w:r>
@@ -1618,7 +1618,7 @@
         <w:pStyle w:val="Normal"/>
         <w:spacing w:after="20" w:before="120" w:line="240" w:lineRule="auto"/>
       </w:pPr>
-      <w:hyperlink w:history="1" r:id="rIdif4cuxaomjk3wkexxwst_">
+      <w:hyperlink w:history="1" r:id="rIdv86paidsiymn3s06_y_y-">
         <w:r>
           <w:rPr>
             <w:rFonts w:ascii="Arial" w:cs="Arial" w:eastAsia="Arial" w:hAnsi="Arial"/>
@@ -1651,7 +1651,7 @@
         </w:rPr>
         <w:t xml:space="preserve">  |  </w:t>
       </w:r>
-      <w:hyperlink w:history="1" r:id="rIdu4cezf2tjunnsgrbogosw">
+      <w:hyperlink w:history="1" r:id="rIdv4ttllpagfgdhtbr-20wx">
         <w:r>
           <w:rPr>
             <w:rFonts w:ascii="Arial" w:cs="Arial" w:eastAsia="Arial" w:hAnsi="Arial"/>
